--- a/p9_india/submission/jabs_package/03_cover_letter.docx
+++ b/p9_india/submission/jabs_package/03_cover_letter.docx
@@ -75,7 +75,7 @@
         <w:t xml:space="preserve"> </w:t>
       </w:r>
       <w:r>
-        <w:t xml:space="preserve">(JABS). The manuscript presents an empirical study of the internationalisation–performance (I-P) threshold using three waves of World Bank Enterprise Survey microdata for India (2014 PICS3, N = 9,281; 2022 BEE, N = 9,376; 2025 BREADY, N = 10,479; pooled raw N = 29,136; pooled analytic N = 28,717). The 2014–2025 window spans India's unprecedented institutional and digital transformation decade: demonetisation 2016, Goods and Services Tax 2017, Insolvency and Bankruptcy Code 2016, Unified Payments Interface (UPI) launch 2016 and saturation 2024, Production-Linked Incentive scheme 2020, COVID-19 2020–2022, and the Atmanirbhar Bharat self-reliance policy 2020.</w:t>
+        <w:t xml:space="preserve">(JABS). The manuscript presents an empirical study of the internationalisation–performance (I-P) threshold using three waves of World Bank Enterprise Survey microdata for India (2014 PICS3, N = 9,281; 2022 BEE, N = 9,376; 2025 BREADY, N = 10,479; pooled raw N = 29,136; pooled analytic N = 28,717). The 2014–2025 window spans India's exceptional institutional and digital transformation decade: demonetisation 2016, Goods and Services Tax 2017, Insolvency and Bankruptcy Code 2016, Unified Payments Interface (UPI) launch 2016 and saturation 2024, Production-Linked Incentive scheme 2020, COVID-19 2020–2022, and the Atmanirbhar Bharat self-reliance policy 2020.</w:t>
       </w:r>
     </w:p>
     <w:p>
